--- a/public/docs/Regulamento-Interno-PT.docx
+++ b/public/docs/Regulamento-Interno-PT.docx
@@ -1691,29 +1691,47 @@
     <w:p/>
     <w:p>
       <w:r>
-        <w:rPr>
-          <w:rFonts w:ascii="Georgia" w:hAnsi="Georgia"/>
-          <w:sz w:val="20"/>
-        </w:rPr>
-        <w:t>Nome do aluno: _________________________________    Turma: ____________</w:t>
+        <w:t>Alunos do mesmo encarregado de educação (preencher 1 a 6):</w:t>
       </w:r>
     </w:p>
     <w:p>
       <w:r>
-        <w:rPr>
-          <w:rFonts w:ascii="Georgia" w:hAnsi="Georgia"/>
-          <w:sz w:val="20"/>
-        </w:rPr>
-        <w:t>Nome do encarregado: ___________________________    Data: ____/____/________</w:t>
+        <w:t xml:space="preserve">1. Nome do aluno _________________________________    Turma ____________</w:t>
       </w:r>
     </w:p>
     <w:p>
       <w:r>
-        <w:rPr>
-          <w:rFonts w:ascii="Georgia" w:hAnsi="Georgia"/>
-          <w:sz w:val="20"/>
-        </w:rPr>
-        <w:t>Assinatura do encarregado: _______________________________________________</w:t>
+        <w:t xml:space="preserve">2. Nome do aluno _________________________________    Turma ____________</w:t>
+      </w:r>
+    </w:p>
+    <w:p>
+      <w:r>
+        <w:t xml:space="preserve">3. Nome do aluno _________________________________    Turma ____________</w:t>
+      </w:r>
+    </w:p>
+    <w:p>
+      <w:r>
+        <w:t xml:space="preserve">4. Nome do aluno _________________________________    Turma ____________</w:t>
+      </w:r>
+    </w:p>
+    <w:p>
+      <w:r>
+        <w:t xml:space="preserve">5. Nome do aluno _________________________________    Turma ____________</w:t>
+      </w:r>
+    </w:p>
+    <w:p>
+      <w:r>
+        <w:t xml:space="preserve">6. Nome do aluno _________________________________    Turma ____________</w:t>
+      </w:r>
+    </w:p>
+    <w:p>
+      <w:r>
+        <w:t>Nome do encarregado ___________________________    Data : ____/____/________</w:t>
+      </w:r>
+    </w:p>
+    <w:p>
+      <w:r>
+        <w:t xml:space="preserve">Assinatura do encarregado _______________________________________________</w:t>
       </w:r>
     </w:p>
     <w:sectPr>
